--- a/reports/report-2026-05-25.docx
+++ b/reports/report-2026-05-25.docx
@@ -55,7 +55,7 @@
           <w:color w:val="646464"/>
           <w:sz w:val="20"/>
         </w:rPr>
-        <w:t>文　　号：国办发〔2026〕12号</w:t>
+        <w:t>文　　号：国办发〔2026〕15号</w:t>
         <w:br/>
         <w:t>发文机关：国务院办公厅</w:t>
         <w:br/>
@@ -93,7 +93,7 @@
           <w:color w:val="646464"/>
           <w:sz w:val="20"/>
         </w:rPr>
-        <w:t>文　　号：国数局〔2026〕18号</w:t>
+        <w:t>文　　号：国数局〔2026〕12号</w:t>
         <w:br/>
         <w:t>发文机关：国家数据局</w:t>
         <w:br/>
@@ -122,7 +122,7 @@
           <w:b/>
           <w:sz w:val="24"/>
         </w:rPr>
-        <w:t>《工信部关于推进算力网络高质量发展行动计划的通知》</w:t>
+        <w:t>《工业和信息化部关于推进算力网络高质量发展的实施意见》</w:t>
       </w:r>
     </w:p>
     <w:p>
@@ -131,7 +131,7 @@
           <w:color w:val="646464"/>
           <w:sz w:val="20"/>
         </w:rPr>
-        <w:t>文　　号：工信部信管〔2026〕89号</w:t>
+        <w:t>文　　号：工信部信管〔2026〕88号</w:t>
         <w:br/>
         <w:t>发文机关：工业和信息化部</w:t>
         <w:br/>
@@ -143,7 +143,7 @@
         <w:ind w:left="240"/>
       </w:pPr>
       <w:r>
-        <w:t>部署全国一体化算力网络建设，强化东数西算工程支撑，提升算力调度能力。</w:t>
+        <w:t>明确算力网络标准体系，推动东数西算工程与边缘计算协同发展。</w:t>
       </w:r>
     </w:p>
     <w:p>
@@ -160,7 +160,7 @@
           <w:b/>
           <w:sz w:val="24"/>
         </w:rPr>
-        <w:t>《网信办发布网络安全等级保护新规（征求意见稿）》</w:t>
+        <w:t>《中央网信办关于加强生成式人工智能数据安全管理的通知》</w:t>
       </w:r>
     </w:p>
     <w:p>
@@ -169,9 +169,9 @@
           <w:color w:val="646464"/>
           <w:sz w:val="20"/>
         </w:rPr>
-        <w:t>文　　号：暂无</w:t>
+        <w:t>文　　号：网信办〔2026〕9号</w:t>
         <w:br/>
-        <w:t>发文机关：国家互联网信息办公室</w:t>
+        <w:t>发文机关：中央网络安全和信息化委员会办公室</w:t>
         <w:br/>
         <w:t>发文日期：2026-05-22</w:t>
       </w:r>
@@ -181,7 +181,7 @@
         <w:ind w:left="240"/>
       </w:pPr>
       <w:r>
-        <w:t>拟修订等级保护标准，增加数据安全、人工智能安全等新要求。</w:t>
+        <w:t>要求AI服务提供者落实数据分类分级、安全评估和内容标识义务。</w:t>
       </w:r>
     </w:p>
     <w:p>
@@ -198,7 +198,7 @@
           <w:b/>
           <w:sz w:val="24"/>
         </w:rPr>
-        <w:t>《国家发展改革委关于促进数据安全产业发展的若干措施》</w:t>
+        <w:t>《国家发展改革委关于数据中心绿色低碳发展行动方案的通知》</w:t>
       </w:r>
     </w:p>
     <w:p>
@@ -207,11 +207,11 @@
           <w:color w:val="646464"/>
           <w:sz w:val="20"/>
         </w:rPr>
-        <w:t>文　　号：发改高技〔2026〕520号</w:t>
+        <w:t>文　　号：发改环资〔2026〕520号</w:t>
         <w:br/>
         <w:t>发文机关：国家发展和改革委员会</w:t>
         <w:br/>
-        <w:t>发文日期：2026-05-21</w:t>
+        <w:t>发文日期：2026-05-22</w:t>
       </w:r>
     </w:p>
     <w:p>
@@ -219,7 +219,7 @@
         <w:ind w:left="240"/>
       </w:pPr>
       <w:r>
-        <w:t>支持数据安全技术攻关，培育龙头企业，完善产业生态。</w:t>
+        <w:t>提出2027年新建大型数据中心PUE低于1.2，鼓励使用绿电。</w:t>
       </w:r>
     </w:p>
     <w:p>
@@ -236,7 +236,7 @@
           <w:b/>
           <w:sz w:val="24"/>
         </w:rPr>
-        <w:t>《北京市数字经济促进条例实施细则（试行）》</w:t>
+        <w:t>《北京市经济和信息化局关于印发北京市数据要素市场建设三年行动计划的通知》</w:t>
       </w:r>
     </w:p>
     <w:p>
@@ -245,11 +245,11 @@
           <w:color w:val="646464"/>
           <w:sz w:val="20"/>
         </w:rPr>
-        <w:t>文　　号：暂无</w:t>
+        <w:t>文　　号：京经信发〔2026〕45号</w:t>
         <w:br/>
         <w:t>发文机关：北京市经济和信息化局</w:t>
         <w:br/>
-        <w:t>发文日期：2026-05-20</w:t>
+        <w:t>发文日期：2026-05-21</w:t>
       </w:r>
     </w:p>
     <w:p>
@@ -257,7 +257,7 @@
         <w:ind w:left="240"/>
       </w:pPr>
       <w:r>
-        <w:t>细化数据交易、算力补贴、数字政务等落地措施，自2026年6月1日起施行。</w:t>
+        <w:t>建设数据交易平台，探索数据资产入表，培育数据商生态。</w:t>
       </w:r>
     </w:p>
     <w:p>
@@ -287,7 +287,7 @@
           <w:b/>
           <w:sz w:val="24"/>
         </w:rPr>
-        <w:t>《国务院关于深化数据要素市场化配置改革的实施意见》</w:t>
+        <w:t>《国务院关于数字政府建设一体化推进的指导意见》</w:t>
       </w:r>
     </w:p>
     <w:p>
@@ -296,11 +296,11 @@
           <w:color w:val="646464"/>
           <w:sz w:val="20"/>
         </w:rPr>
-        <w:t>文　　号：国发〔2026〕8号</w:t>
+        <w:t>文　　号：国发〔2026〕12号</w:t>
         <w:br/>
         <w:t>发文机关：国务院</w:t>
         <w:br/>
-        <w:t>发文日期：2026-04-28</w:t>
+        <w:t>发文日期：2026-05-10</w:t>
       </w:r>
     </w:p>
     <w:p>
@@ -308,7 +308,7 @@
         <w:ind w:left="240"/>
       </w:pPr>
       <w:r>
-        <w:t>确立数据产权制度，规范数据交易场所，推动公共数据授权运营。</w:t>
+        <w:t>推动政务数据共享、业务协同，2027年基本建成全国一体化政务大数据体系。</w:t>
       </w:r>
     </w:p>
     <w:p>
@@ -325,7 +325,7 @@
           <w:b/>
           <w:sz w:val="24"/>
         </w:rPr>
-        <w:t>《国家数据局 中央网信办 工信部 公安部联合发布数据安全管理办法》</w:t>
+        <w:t>《国家数据局 中央网信办 工业和信息化部联合印发数据安全治理能力提升行动方案》</w:t>
       </w:r>
     </w:p>
     <w:p>
@@ -334,11 +334,11 @@
           <w:color w:val="646464"/>
           <w:sz w:val="20"/>
         </w:rPr>
-        <w:t>文　　号：国数局〔2026〕10号</w:t>
+        <w:t>文　　号：国数局〔2026〕8号</w:t>
         <w:br/>
-        <w:t>发文机关：国家数据局 中央网信办 工信部 公安部</w:t>
+        <w:t>发文机关：国家数据局、中央网信办、工业和信息化部</w:t>
         <w:br/>
-        <w:t>发文日期：2026-04-25</w:t>
+        <w:t>发文日期：2026-05-08</w:t>
       </w:r>
     </w:p>
     <w:p>
@@ -346,7 +346,7 @@
         <w:ind w:left="240"/>
       </w:pPr>
       <w:r>
-        <w:t>明确数据分类分级、跨境流动、安全评估等要求，强化全生命周期管理。</w:t>
+        <w:t>强化数据分类分级、风险评估、应急演练，提升重点行业数据安全水平。</w:t>
       </w:r>
     </w:p>
     <w:p>
@@ -363,7 +363,7 @@
           <w:b/>
           <w:sz w:val="24"/>
         </w:rPr>
-        <w:t>《工信部 国家数据局关于印发算力基础设施高质量发展行动计划的通知》</w:t>
+        <w:t>《工业和信息化部关于工业互联网平台数据管理规范的通知》</w:t>
       </w:r>
     </w:p>
     <w:p>
@@ -372,11 +372,11 @@
           <w:color w:val="646464"/>
           <w:sz w:val="20"/>
         </w:rPr>
-        <w:t>文　　号：工信部联信管〔2026〕60号</w:t>
+        <w:t>文　　号：工信部信软〔2026〕72号</w:t>
         <w:br/>
-        <w:t>发文机关：工业和信息化部 国家数据局</w:t>
+        <w:t>发文机关：工业和信息化部</w:t>
         <w:br/>
-        <w:t>发文日期：2026-04-20</w:t>
+        <w:t>发文日期：2026-05-06</w:t>
       </w:r>
     </w:p>
     <w:p>
@@ -384,7 +384,7 @@
         <w:ind w:left="240"/>
       </w:pPr>
       <w:r>
-        <w:t>提出到2028年算力规模增长50%，优化数据中心布局，推广绿色算力。</w:t>
+        <w:t>规范工业数据采集、存储、使用，推动平台间数据互操作。</w:t>
       </w:r>
     </w:p>
     <w:p>
@@ -401,7 +401,7 @@
           <w:b/>
           <w:sz w:val="24"/>
         </w:rPr>
-        <w:t>《网信办 国家数据局 公安部 市场监管总局关于促进数据要素市场健康发展的指导意见》</w:t>
+        <w:t>《国家发展改革委 国家数据局关于印发全国一体化算力网建设实施方案的通知》</w:t>
       </w:r>
     </w:p>
     <w:p>
@@ -410,11 +410,11 @@
           <w:color w:val="646464"/>
           <w:sz w:val="20"/>
         </w:rPr>
-        <w:t>文　　号：暂无</w:t>
+        <w:t>文　　号：发改高技〔2026〕480号</w:t>
         <w:br/>
-        <w:t>发文机关：国家互联网信息办公室 国家数据局 公安部 市场监管总局</w:t>
+        <w:t>发文机关：国家发展改革委、国家数据局</w:t>
         <w:br/>
-        <w:t>发文日期：2026-04-15</w:t>
+        <w:t>发文日期：2026-05-05</w:t>
       </w:r>
     </w:p>
     <w:p>
@@ -422,7 +422,7 @@
         <w:ind w:left="240"/>
       </w:pPr>
       <w:r>
-        <w:t>规范数据交易行为，打击数据垄断，建立数据要素市场信用体系。</w:t>
+        <w:t>构建国家算力枢纽节点间高速网络，实现算力资源统一调度。</w:t>
       </w:r>
     </w:p>
     <w:p>
@@ -439,7 +439,7 @@
           <w:b/>
           <w:sz w:val="24"/>
         </w:rPr>
-        <w:t>《广东省数字政府改革建设2026年工作要点》</w:t>
+        <w:t>《中央网信办关于进一步规范网络数据跨境流动安全评估的通知》</w:t>
       </w:r>
     </w:p>
     <w:p>
@@ -448,11 +448,11 @@
           <w:color w:val="646464"/>
           <w:sz w:val="20"/>
         </w:rPr>
-        <w:t>文　　号：暂无</w:t>
+        <w:t>文　　号：网信办〔2026〕7号</w:t>
         <w:br/>
-        <w:t>发文机关：广东省政务服务数据管理局</w:t>
+        <w:t>发文机关：中央网络安全和信息化委员会办公室</w:t>
         <w:br/>
-        <w:t>发文日期：2026-04-10</w:t>
+        <w:t>发文日期：2026-04-28</w:t>
       </w:r>
     </w:p>
     <w:p>
@@ -460,7 +460,7 @@
         <w:ind w:left="240"/>
       </w:pPr>
       <w:r>
-        <w:t>推进政务数据共享开放，建设全省统一数据底座，提升数字治理能力。</w:t>
+        <w:t>细化数据出境安全评估流程，明确重要数据目录和申报材料要求。</w:t>
       </w:r>
     </w:p>
     <w:p>
@@ -477,7 +477,7 @@
           <w:b/>
           <w:sz w:val="24"/>
         </w:rPr>
-        <w:t>《浙江省公共数据授权运营管理办法（试行）》</w:t>
+        <w:t>《上海市数据局关于印发上海市公共数据开放管理办法的通知》</w:t>
       </w:r>
     </w:p>
     <w:p>
@@ -486,11 +486,11 @@
           <w:color w:val="646464"/>
           <w:sz w:val="20"/>
         </w:rPr>
-        <w:t>文　　号：暂无</w:t>
+        <w:t>文　　号：沪数据〔2026〕3号</w:t>
         <w:br/>
-        <w:t>发文机关：浙江省大数据发展管理局</w:t>
+        <w:t>发文机关：上海市数据局</w:t>
         <w:br/>
-        <w:t>发文日期：2026-04-05</w:t>
+        <w:t>发文日期：2026-04-26</w:t>
       </w:r>
     </w:p>
     <w:p>
@@ -498,7 +498,7 @@
         <w:ind w:left="240"/>
       </w:pPr>
       <w:r>
-        <w:t>规范公共数据授权运营流程，明确收益分配机制，鼓励社会主体参与。</w:t>
+        <w:t>明确公共数据开放目录、申请流程和使用规范，鼓励社会开发利用。</w:t>
       </w:r>
     </w:p>
     <w:p>
@@ -531,7 +531,7 @@
         <w:t xml:space="preserve">①  </w:t>
       </w:r>
       <w:r>
-        <w:t>趋势 1：数据要素市场化改革加速推进，国家层面密集出台产权、流通、安全等配套政策。</w:t>
+        <w:t>趋势 1：数据要素市场化配置改革加速，多地启动数据产权和流通试点。</w:t>
       </w:r>
     </w:p>
     <w:p>
@@ -543,7 +543,7 @@
         <w:t xml:space="preserve">②  </w:t>
       </w:r>
       <w:r>
-        <w:t>趋势 2：算力网络成为新基建核心，东数西算工程与全国一体化算力网建设进入落地阶段。</w:t>
+        <w:t>趋势 2：算力网络建设从顶层设计走向落地，东数西算与边缘计算协同推进。</w:t>
       </w:r>
     </w:p>
     <w:p>
@@ -555,7 +555,7 @@
         <w:t xml:space="preserve">③  </w:t>
       </w:r>
       <w:r>
-        <w:t>趋势 3：数据安全立法与标准体系日趋完善，等级保护、跨境流动等新规即将出台。</w:t>
+        <w:t>趋势 3：生成式AI数据安全监管趋严，分类分级和内容标识成为合规重点。</w:t>
       </w:r>
     </w:p>
     <w:p>
@@ -567,7 +567,7 @@
         <w:t xml:space="preserve">④  </w:t>
       </w:r>
       <w:r>
-        <w:t>趋势 4：数字政府建设向纵深发展，各省市加快政务数据共享与公共数据授权运营。</w:t>
+        <w:t>趋势 4：数据中心绿色低碳转型政策密集出台，PUE指标和绿电使用成硬约束。</w:t>
       </w:r>
     </w:p>
     <w:p>
@@ -579,7 +579,7 @@
         <w:t xml:space="preserve">⑤  </w:t>
       </w:r>
       <w:r>
-        <w:t>趋势 5：数据交易市场规范化提速，多地试点数据交易所并探索收益分配机制。</w:t>
+        <w:t>趋势 5：数字政府建设强调一体化推进，政务数据共享和业务协同进入深水区。</w:t>
       </w:r>
     </w:p>
     <w:p>
@@ -591,7 +591,7 @@
         <w:t xml:space="preserve">⑥  </w:t>
       </w:r>
       <w:r>
-        <w:t>趋势 6：人工智能与数据治理深度融合，AI安全、算法备案等成为监管新焦点。</w:t>
+        <w:t>趋势 6：数据跨境流动安全评估规则细化，企业合规成本与数据流动效率需平衡。</w:t>
       </w:r>
     </w:p>
     <w:p/>
